--- a/coursework/REPORT.docx
+++ b/coursework/REPORT.docx
@@ -472,7 +472,7 @@
       <w:pPr>
         <w:pStyle w:val="FirstParagraph"/>
         <w:spacing w:line="300" w:lineRule="auto" w:before="0" w:after="80"/>
-        <w:ind w:firstLine="0"/>
+        <w:ind w:firstLine="420" w:firstLineChars="200"/>
       </w:pPr>
       <w:r>
         <w:rPr>
@@ -1985,7 +1985,7 @@
       <w:pPr>
         <w:pStyle w:val="FirstParagraph"/>
         <w:spacing w:line="240" w:lineRule="auto" w:before="120" w:after="120"/>
-        <w:ind w:firstLine="0"/>
+        <w:ind w:firstLineChars="200" w:firstLine="0"/>
         <w:jc w:val="center"/>
       </w:pPr>
       <m:oMathPara>
@@ -2276,7 +2276,7 @@
       <w:pPr>
         <w:pStyle w:val="FirstParagraph"/>
         <w:spacing w:line="300" w:lineRule="auto" w:before="0" w:after="80"/>
-        <w:ind w:firstLine="0"/>
+        <w:ind w:firstLine="420" w:firstLineChars="200"/>
       </w:pPr>
       <m:oMath>
         <m:r>
@@ -2452,7 +2452,7 @@
       <w:pPr>
         <w:pStyle w:val="BodyText"/>
         <w:spacing w:line="240" w:lineRule="auto" w:before="120" w:after="120"/>
-        <w:ind w:firstLine="0"/>
+        <w:ind w:firstLineChars="200" w:firstLine="0"/>
         <w:jc w:val="center"/>
       </w:pPr>
       <m:oMathPara>
@@ -2652,7 +2652,7 @@
       <w:pPr>
         <w:pStyle w:val="FirstParagraph"/>
         <w:spacing w:line="300" w:lineRule="auto" w:before="0" w:after="80"/>
-        <w:ind w:firstLine="0"/>
+        <w:ind w:firstLine="420" w:firstLineChars="200"/>
       </w:pPr>
       <w:r>
         <w:rPr>
@@ -2964,7 +2964,7 @@
       <w:pPr>
         <w:pStyle w:val="BodyText"/>
         <w:spacing w:line="300" w:lineRule="auto" w:before="0" w:after="80"/>
-        <w:ind w:firstLine="0"/>
+        <w:ind w:firstLine="420" w:firstLineChars="200"/>
       </w:pPr>
       <w:r>
         <w:rPr>
@@ -2977,7 +2977,7 @@
       <w:pPr>
         <w:pStyle w:val="BodyText"/>
         <w:spacing w:line="240" w:lineRule="auto" w:before="120" w:after="120"/>
-        <w:ind w:firstLine="0"/>
+        <w:ind w:firstLineChars="200" w:firstLine="0"/>
         <w:jc w:val="center"/>
       </w:pPr>
       <m:oMathPara>
@@ -3264,7 +3264,7 @@
       <w:pPr>
         <w:pStyle w:val="FirstParagraph"/>
         <w:spacing w:line="300" w:lineRule="auto" w:before="0" w:after="80"/>
-        <w:ind w:firstLine="0"/>
+        <w:ind w:firstLine="420" w:firstLineChars="200"/>
       </w:pPr>
       <w:r>
         <w:rPr>
@@ -5230,7 +5230,7 @@
       <w:pPr>
         <w:pStyle w:val="BodyText"/>
         <w:spacing w:line="300" w:lineRule="auto" w:before="0" w:after="80"/>
-        <w:ind w:firstLine="0"/>
+        <w:ind w:firstLine="420" w:firstLineChars="200"/>
       </w:pPr>
       <w:r>
         <w:rPr>
@@ -5243,7 +5243,7 @@
       <w:pPr>
         <w:pStyle w:val="BodyText"/>
         <w:spacing w:line="300" w:lineRule="auto" w:before="0" w:after="80"/>
-        <w:ind w:firstLine="0"/>
+        <w:ind w:firstLine="420" w:firstLineChars="200"/>
       </w:pPr>
       <w:r>
         <w:rPr>
@@ -5885,7 +5885,7 @@
       <w:pPr>
         <w:pStyle w:val="BodyText"/>
         <w:spacing w:line="300" w:lineRule="auto" w:before="0" w:after="80"/>
-        <w:ind w:firstLine="0"/>
+        <w:ind w:firstLine="420" w:firstLineChars="200"/>
       </w:pPr>
       <w:r>
         <w:rPr>
@@ -6076,7 +6076,7 @@
       <w:pPr>
         <w:pStyle w:val="BodyText"/>
         <w:spacing w:line="300" w:lineRule="auto" w:before="0" w:after="80"/>
-        <w:ind w:firstLine="0"/>
+        <w:ind w:firstLine="420" w:firstLineChars="200"/>
       </w:pPr>
       <w:r>
         <w:rPr>
@@ -6455,7 +6455,7 @@
         <w:pStyle w:val="ImageCaption"/>
         <w:keepNext/>
         <w:spacing w:before="40" w:after="200"/>
-        <w:ind w:firstLine="0"/>
+        <w:ind/>
         <w:jc w:val="center"/>
       </w:pPr>
       <w:r>
@@ -6486,7 +6486,7 @@
       <w:pPr>
         <w:pStyle w:val="BodyText"/>
         <w:spacing w:line="300" w:lineRule="auto" w:before="0" w:after="80"/>
-        <w:ind w:firstLine="0"/>
+        <w:ind w:firstLine="420" w:firstLineChars="200"/>
       </w:pPr>
       <w:r>
         <w:rPr>
@@ -6972,7 +6972,7 @@
       <w:pPr>
         <w:pStyle w:val="FirstParagraph"/>
         <w:spacing w:line="300" w:lineRule="auto" w:before="0" w:after="80"/>
-        <w:ind w:firstLine="0"/>
+        <w:ind w:firstLine="420" w:firstLineChars="200"/>
       </w:pPr>
       <m:oMath>
         <m:sSub>
@@ -7255,7 +7255,7 @@
       <w:pPr>
         <w:pStyle w:val="BodyText"/>
         <w:spacing w:line="240" w:lineRule="auto" w:before="120" w:after="120"/>
-        <w:ind w:firstLine="0"/>
+        <w:ind w:firstLineChars="200" w:firstLine="0"/>
         <w:jc w:val="center"/>
       </w:pPr>
       <m:oMathPara>
@@ -7420,7 +7420,7 @@
       <w:pPr>
         <w:pStyle w:val="FirstParagraph"/>
         <w:spacing w:line="300" w:lineRule="auto" w:before="0" w:after="80"/>
-        <w:ind w:firstLine="0"/>
+        <w:ind w:firstLine="420" w:firstLineChars="200"/>
       </w:pPr>
       <w:r>
         <w:rPr>
@@ -7558,7 +7558,7 @@
       <w:pPr>
         <w:pStyle w:val="BodyText"/>
         <w:spacing w:line="240" w:lineRule="auto" w:before="120" w:after="120"/>
-        <w:ind w:firstLine="0"/>
+        <w:ind w:firstLineChars="200" w:firstLine="0"/>
         <w:jc w:val="center"/>
       </w:pPr>
       <m:oMathPara>
@@ -7871,7 +7871,7 @@
       <w:pPr>
         <w:pStyle w:val="FirstParagraph"/>
         <w:spacing w:line="300" w:lineRule="auto" w:before="0" w:after="80"/>
-        <w:ind w:firstLine="0"/>
+        <w:ind w:firstLine="420" w:firstLineChars="200"/>
       </w:pPr>
       <m:oMath>
         <m:r>
@@ -8085,7 +8085,7 @@
       <w:pPr>
         <w:pStyle w:val="BodyText"/>
         <w:spacing w:line="240" w:lineRule="auto" w:before="120" w:after="120"/>
-        <w:ind w:firstLine="0"/>
+        <w:ind w:firstLineChars="200" w:firstLine="0"/>
         <w:jc w:val="center"/>
       </w:pPr>
       <m:oMathPara>
@@ -8224,7 +8224,7 @@
       <w:pPr>
         <w:pStyle w:val="FirstParagraph"/>
         <w:spacing w:line="300" w:lineRule="auto" w:before="0" w:after="80"/>
-        <w:ind w:firstLine="0"/>
+        <w:ind w:firstLine="420" w:firstLineChars="200"/>
       </w:pPr>
       <w:r>
         <w:rPr>
@@ -8298,7 +8298,7 @@
       <w:pPr>
         <w:pStyle w:val="BodyText"/>
         <w:spacing w:line="300" w:lineRule="auto" w:before="0" w:after="80"/>
-        <w:ind w:firstLine="0"/>
+        <w:ind w:firstLine="420" w:firstLineChars="200"/>
       </w:pPr>
       <w:r>
         <w:rPr>
@@ -8514,7 +8514,7 @@
       <w:pPr>
         <w:pStyle w:val="BodyText"/>
         <w:spacing w:line="240" w:lineRule="auto" w:before="120" w:after="120"/>
-        <w:ind w:firstLine="0"/>
+        <w:ind w:firstLineChars="200" w:firstLine="0"/>
         <w:jc w:val="center"/>
       </w:pPr>
       <m:oMathPara>
@@ -8705,7 +8705,7 @@
       <w:pPr>
         <w:pStyle w:val="FirstParagraph"/>
         <w:spacing w:line="300" w:lineRule="auto" w:before="0" w:after="80"/>
-        <w:ind w:firstLine="0"/>
+        <w:ind w:firstLine="420" w:firstLineChars="200"/>
       </w:pPr>
       <w:r>
         <w:rPr>
@@ -8940,7 +8940,7 @@
       <w:pPr>
         <w:pStyle w:val="BodyText"/>
         <w:spacing w:line="300" w:lineRule="auto" w:before="0" w:after="80"/>
-        <w:ind w:firstLine="0"/>
+        <w:ind w:firstLine="420" w:firstLineChars="200"/>
       </w:pPr>
       <w:r>
         <w:rPr>
@@ -9155,7 +9155,7 @@
       <w:pPr>
         <w:pStyle w:val="BodyText"/>
         <w:spacing w:line="300" w:lineRule="auto" w:before="0" w:after="80"/>
-        <w:ind w:firstLine="0"/>
+        <w:ind w:firstLine="420" w:firstLineChars="200"/>
       </w:pPr>
       <w:r>
         <w:rPr>
@@ -9266,7 +9266,7 @@
       <w:pPr>
         <w:pStyle w:val="BodyText"/>
         <w:spacing w:line="240" w:lineRule="auto" w:before="120" w:after="120"/>
-        <w:ind w:firstLine="0"/>
+        <w:ind w:firstLineChars="200" w:firstLine="0"/>
         <w:jc w:val="center"/>
       </w:pPr>
       <m:oMathPara>
@@ -9521,7 +9521,7 @@
       <w:pPr>
         <w:pStyle w:val="FirstParagraph"/>
         <w:spacing w:line="300" w:lineRule="auto" w:before="0" w:after="80"/>
-        <w:ind w:firstLine="0"/>
+        <w:ind w:firstLine="420" w:firstLineChars="200"/>
       </w:pPr>
       <w:r>
         <w:rPr>
@@ -9651,7 +9651,7 @@
       <w:pPr>
         <w:pStyle w:val="BodyText"/>
         <w:spacing w:line="240" w:lineRule="auto" w:before="120" w:after="120"/>
-        <w:ind w:firstLine="0"/>
+        <w:ind w:firstLineChars="200" w:firstLine="0"/>
         <w:jc w:val="center"/>
       </w:pPr>
       <m:oMathPara>
@@ -9832,7 +9832,7 @@
       <w:pPr>
         <w:pStyle w:val="FirstParagraph"/>
         <w:spacing w:line="300" w:lineRule="auto" w:before="0" w:after="80"/>
-        <w:ind w:firstLine="0"/>
+        <w:ind w:firstLine="420" w:firstLineChars="200"/>
       </w:pPr>
       <w:r>
         <w:rPr>
@@ -10657,7 +10657,7 @@
         <w:pStyle w:val="BodyText"/>
         <w:keepNext/>
         <w:spacing w:line="300" w:lineRule="auto" w:before="0" w:after="80"/>
-        <w:ind w:firstLine="0"/>
+        <w:ind w:firstLine="420" w:firstLineChars="200"/>
       </w:pPr>
       <w:r>
         <w:rPr>
@@ -11200,7 +11200,7 @@
       <w:pPr>
         <w:pStyle w:val="BodyText"/>
         <w:spacing w:line="300" w:lineRule="auto" w:before="0" w:after="80"/>
-        <w:ind w:firstLine="0"/>
+        <w:ind w:firstLine="420" w:firstLineChars="200"/>
       </w:pPr>
       <m:oMath>
         <m:r>
@@ -11357,7 +11357,7 @@
         <w:pStyle w:val="ImageCaption"/>
         <w:keepNext/>
         <w:spacing w:before="40" w:after="200"/>
-        <w:ind w:firstLine="0"/>
+        <w:ind/>
         <w:jc w:val="center"/>
       </w:pPr>
       <w:r>
@@ -11389,7 +11389,7 @@
       <w:pPr>
         <w:pStyle w:val="BodyText"/>
         <w:spacing w:line="300" w:lineRule="auto" w:before="0" w:after="80"/>
-        <w:ind w:firstLine="0"/>
+        <w:ind w:firstLine="420" w:firstLineChars="200"/>
       </w:pPr>
       <w:r>
         <w:rPr>
@@ -11536,7 +11536,7 @@
       <w:pPr>
         <w:pStyle w:val="BodyText"/>
         <w:spacing w:line="300" w:lineRule="auto" w:before="0" w:after="80"/>
-        <w:ind w:firstLine="0"/>
+        <w:ind w:firstLine="420" w:firstLineChars="200"/>
       </w:pPr>
       <w:r>
         <w:rPr>
@@ -11845,7 +11845,7 @@
       <w:pPr>
         <w:pStyle w:val="BodyText"/>
         <w:spacing w:line="300" w:lineRule="auto" w:before="0" w:after="80"/>
-        <w:ind w:firstLine="0"/>
+        <w:ind w:firstLine="420" w:firstLineChars="200"/>
       </w:pPr>
       <w:r>
         <w:rPr>
@@ -13286,7 +13286,7 @@
       <w:pPr>
         <w:pStyle w:val="BodyText"/>
         <w:spacing w:line="300" w:lineRule="auto" w:before="0" w:after="80"/>
-        <w:ind w:firstLine="0"/>
+        <w:ind w:firstLine="420" w:firstLineChars="200"/>
       </w:pPr>
       <w:r>
         <w:rPr>
@@ -13513,7 +13513,7 @@
       <w:pPr>
         <w:pStyle w:val="FirstParagraph"/>
         <w:spacing w:line="300" w:lineRule="auto" w:before="0" w:after="80"/>
-        <w:ind w:firstLine="0"/>
+        <w:ind w:firstLine="420" w:firstLineChars="200"/>
       </w:pPr>
       <w:r>
         <w:rPr>
@@ -13706,7 +13706,7 @@
         <w:pStyle w:val="BodyText"/>
         <w:keepNext/>
         <w:spacing w:line="300" w:lineRule="auto" w:before="160" w:after="40"/>
-        <w:ind w:left="0" w:right="0" w:firstLine="0"/>
+        <w:ind w:left="0" w:right="0"/>
         <w:jc w:val="center"/>
       </w:pPr>
       <w:r>
@@ -14450,7 +14450,7 @@
         <w:pStyle w:val="BodyText"/>
         <w:keepNext/>
         <w:spacing w:line="300" w:lineRule="auto" w:before="160" w:after="40"/>
-        <w:ind w:left="0" w:right="0" w:firstLine="0"/>
+        <w:ind w:left="0" w:right="0"/>
         <w:jc w:val="center"/>
       </w:pPr>
       <w:r>
@@ -15273,7 +15273,7 @@
         <w:pStyle w:val="ImageCaption"/>
         <w:keepNext/>
         <w:spacing w:before="40" w:after="200"/>
-        <w:ind w:firstLine="0"/>
+        <w:ind/>
         <w:jc w:val="center"/>
       </w:pPr>
       <w:r>
@@ -15305,7 +15305,7 @@
       <w:pPr>
         <w:pStyle w:val="BodyText"/>
         <w:spacing w:line="300" w:lineRule="auto" w:before="0" w:after="80"/>
-        <w:ind w:firstLine="0"/>
+        <w:ind w:firstLine="420" w:firstLineChars="200"/>
       </w:pPr>
       <w:r>
         <w:rPr>
@@ -15563,7 +15563,7 @@
       <w:pPr>
         <w:pStyle w:val="BodyText"/>
         <w:spacing w:line="300" w:lineRule="auto" w:before="0" w:after="80"/>
-        <w:ind w:firstLine="0"/>
+        <w:ind w:firstLine="420" w:firstLineChars="200"/>
       </w:pPr>
       <w:r>
         <w:rPr>
@@ -15699,7 +15699,7 @@
       <w:pPr>
         <w:pStyle w:val="BodyText"/>
         <w:spacing w:line="300" w:lineRule="auto" w:before="0" w:after="80"/>
-        <w:ind w:firstLine="0"/>
+        <w:ind w:firstLine="420" w:firstLineChars="200"/>
       </w:pPr>
       <w:r>
         <w:t xml:space="preserve">COC </w:t>
@@ -16657,7 +16657,7 @@
       <w:pPr>
         <w:pStyle w:val="BodyText"/>
         <w:spacing w:line="300" w:lineRule="auto" w:before="0" w:after="80"/>
-        <w:ind w:firstLine="0"/>
+        <w:ind w:firstLine="420" w:firstLineChars="200"/>
       </w:pPr>
       <w:r>
         <w:rPr>
@@ -16785,7 +16785,7 @@
       <w:pPr>
         <w:pStyle w:val="BodyText"/>
         <w:spacing w:line="240" w:lineRule="auto" w:before="120" w:after="120"/>
-        <w:ind w:firstLine="0"/>
+        <w:ind w:firstLineChars="200" w:firstLine="0"/>
         <w:jc w:val="center"/>
       </w:pPr>
       <m:oMathPara>
@@ -16982,7 +16982,7 @@
       <w:pPr>
         <w:pStyle w:val="FirstParagraph"/>
         <w:spacing w:line="300" w:lineRule="auto" w:before="0" w:after="80"/>
-        <w:ind w:firstLine="0"/>
+        <w:ind w:firstLine="420" w:firstLineChars="200"/>
       </w:pPr>
       <w:r>
         <w:rPr>
@@ -17211,7 +17211,7 @@
         <w:pStyle w:val="FirstParagraph"/>
         <w:keepNext/>
         <w:spacing w:line="300" w:lineRule="auto" w:before="0" w:after="80"/>
-        <w:ind w:firstLine="0"/>
+        <w:ind w:firstLine="420" w:firstLineChars="200"/>
       </w:pPr>
       <w:r>
         <w:rPr>
@@ -17898,7 +17898,7 @@
       <w:pPr>
         <w:pStyle w:val="BodyText"/>
         <w:spacing w:line="300" w:lineRule="auto" w:before="0" w:after="80"/>
-        <w:ind w:firstLine="0"/>
+        <w:ind w:firstLine="420" w:firstLineChars="200"/>
       </w:pPr>
       <w:r>
         <w:rPr>
@@ -18227,7 +18227,7 @@
       <w:pPr>
         <w:pStyle w:val="BodyText"/>
         <w:spacing w:line="300" w:lineRule="auto" w:before="0" w:after="80"/>
-        <w:ind w:firstLine="0"/>
+        <w:ind w:firstLine="420" w:firstLineChars="200"/>
       </w:pPr>
       <w:r>
         <w:rPr>
@@ -18400,7 +18400,7 @@
       <w:pPr>
         <w:pStyle w:val="BodyText"/>
         <w:spacing w:line="300" w:lineRule="auto" w:before="0" w:after="80"/>
-        <w:ind w:firstLine="0"/>
+        <w:ind w:firstLine="420" w:firstLineChars="200"/>
       </w:pPr>
       <w:r>
         <w:t xml:space="preserve">Nesterov </w:t>
@@ -20663,7 +20663,7 @@
         <w:pStyle w:val="ImageCaption"/>
         <w:keepNext/>
         <w:spacing w:before="40" w:after="200"/>
-        <w:ind w:firstLine="0"/>
+        <w:ind/>
         <w:jc w:val="center"/>
       </w:pPr>
       <w:r>
@@ -20721,7 +20721,7 @@
       <w:pPr>
         <w:pStyle w:val="BodyText"/>
         <w:spacing w:line="300" w:lineRule="auto" w:before="0" w:after="80"/>
-        <w:ind w:firstLine="0"/>
+        <w:ind w:firstLine="420" w:firstLineChars="200"/>
       </w:pPr>
       <w:r>
         <w:rPr>
@@ -20993,7 +20993,7 @@
       <w:pPr>
         <w:pStyle w:val="BodyText"/>
         <w:spacing w:line="300" w:lineRule="auto" w:before="0" w:after="80"/>
-        <w:ind w:firstLine="0"/>
+        <w:ind w:firstLine="420" w:firstLineChars="200"/>
       </w:pPr>
       <w:r>
         <w:rPr>
@@ -21209,7 +21209,7 @@
       <w:pPr>
         <w:pStyle w:val="BodyText"/>
         <w:spacing w:line="300" w:lineRule="auto" w:before="0" w:after="80"/>
-        <w:ind w:firstLine="0"/>
+        <w:ind w:firstLine="420" w:firstLineChars="200"/>
       </w:pPr>
       <m:oMath>
         <m:r>
@@ -21449,7 +21449,7 @@
       <w:pPr>
         <w:pStyle w:val="BodyText"/>
         <w:spacing w:line="300" w:lineRule="auto" w:before="0" w:after="80"/>
-        <w:ind w:firstLine="0"/>
+        <w:ind w:firstLine="420" w:firstLineChars="200"/>
       </w:pPr>
       <w:r>
         <w:rPr>
@@ -21751,7 +21751,7 @@
       <w:pPr>
         <w:pStyle w:val="FirstParagraph"/>
         <w:spacing w:line="300" w:lineRule="auto" w:before="0" w:after="80"/>
-        <w:ind w:firstLine="0"/>
+        <w:ind w:firstLine="420" w:firstLineChars="200"/>
       </w:pPr>
       <w:r>
         <w:rPr>
@@ -22010,7 +22010,7 @@
       <w:pPr>
         <w:pStyle w:val="BodyText"/>
         <w:spacing w:line="240" w:lineRule="auto" w:before="120" w:after="120"/>
-        <w:ind w:firstLine="0"/>
+        <w:ind w:firstLineChars="200" w:firstLine="0"/>
         <w:jc w:val="center"/>
       </w:pPr>
       <m:oMathPara>
@@ -22244,7 +22244,7 @@
       <w:pPr>
         <w:pStyle w:val="FirstParagraph"/>
         <w:spacing w:line="300" w:lineRule="auto" w:before="0" w:after="80"/>
-        <w:ind w:firstLine="0"/>
+        <w:ind w:firstLine="420" w:firstLineChars="200"/>
       </w:pPr>
       <w:r>
         <w:rPr>
@@ -22428,7 +22428,7 @@
       <w:pPr>
         <w:pStyle w:val="BodyText"/>
         <w:spacing w:line="300" w:lineRule="auto" w:before="0" w:after="80"/>
-        <w:ind w:firstLine="0"/>
+        <w:ind w:firstLine="420" w:firstLineChars="200"/>
       </w:pPr>
       <w:r>
         <w:rPr>
@@ -22614,7 +22614,7 @@
         <w:pStyle w:val="FirstParagraph"/>
         <w:keepNext/>
         <w:spacing w:line="300" w:lineRule="auto" w:before="160" w:after="40"/>
-        <w:ind w:left="0" w:right="0" w:firstLine="0"/>
+        <w:ind w:left="0" w:right="0"/>
         <w:jc w:val="center"/>
       </w:pPr>
       <w:r>
@@ -23283,7 +23283,7 @@
         <w:pStyle w:val="BodyText"/>
         <w:keepNext/>
         <w:spacing w:line="300" w:lineRule="auto" w:before="160" w:after="40"/>
-        <w:ind w:left="0" w:right="0" w:firstLine="0"/>
+        <w:ind w:left="0" w:right="0"/>
         <w:jc w:val="center"/>
       </w:pPr>
       <w:r>
@@ -23990,7 +23990,7 @@
       <w:pPr>
         <w:pStyle w:val="BodyText"/>
         <w:spacing w:line="300" w:lineRule="auto" w:before="0" w:after="80"/>
-        <w:ind w:firstLine="0"/>
+        <w:ind w:firstLine="420" w:firstLineChars="200"/>
       </w:pPr>
       <w:r>
         <w:t xml:space="preserve">BB </w:t>
@@ -24247,7 +24247,7 @@
         <w:pStyle w:val="ImageCaption"/>
         <w:keepNext/>
         <w:spacing w:before="40" w:after="200"/>
-        <w:ind w:firstLine="0"/>
+        <w:ind/>
         <w:jc w:val="center"/>
       </w:pPr>
       <w:r>
@@ -24279,7 +24279,7 @@
       <w:pPr>
         <w:pStyle w:val="BodyText"/>
         <w:spacing w:line="300" w:lineRule="auto" w:before="0" w:after="80"/>
-        <w:ind w:firstLine="0"/>
+        <w:ind w:firstLine="420" w:firstLineChars="200"/>
       </w:pPr>
       <w:r>
         <w:t xml:space="preserve">BB </w:t>
@@ -24409,7 +24409,7 @@
       <w:pPr>
         <w:pStyle w:val="BodyText"/>
         <w:spacing w:line="300" w:lineRule="auto" w:before="0" w:after="80"/>
-        <w:ind w:firstLine="0"/>
+        <w:ind w:firstLine="420" w:firstLineChars="200"/>
       </w:pPr>
       <m:oMath>
         <m:sSub>
@@ -24790,7 +24790,7 @@
       <w:pPr>
         <w:pStyle w:val="BodyText"/>
         <w:spacing w:line="300" w:lineRule="auto" w:before="0" w:after="80"/>
-        <w:ind w:firstLine="0"/>
+        <w:ind w:firstLine="420" w:firstLineChars="200"/>
       </w:pPr>
       <w:r>
         <w:rPr>
@@ -25056,7 +25056,7 @@
       <w:pPr>
         <w:pStyle w:val="FirstParagraph"/>
         <w:spacing w:line="300" w:lineRule="auto" w:before="0" w:after="80"/>
-        <w:ind w:firstLine="0"/>
+        <w:ind w:firstLine="420" w:firstLineChars="200"/>
       </w:pPr>
       <w:r>
         <w:rPr>
@@ -25867,7 +25867,7 @@
       <w:pPr>
         <w:pStyle w:val="BodyText"/>
         <w:spacing w:line="300" w:lineRule="auto" w:before="0" w:after="80"/>
-        <w:ind w:firstLine="0"/>
+        <w:ind w:firstLine="420" w:firstLineChars="200"/>
       </w:pPr>
       <w:r>
         <w:rPr>
@@ -27003,7 +27003,7 @@
         <w:pStyle w:val="ImageCaption"/>
         <w:keepNext/>
         <w:spacing w:before="40" w:after="200"/>
-        <w:ind w:firstLine="0"/>
+        <w:ind/>
         <w:jc w:val="center"/>
       </w:pPr>
       <w:r>
@@ -27066,7 +27066,7 @@
       <w:pPr>
         <w:pStyle w:val="BodyText"/>
         <w:spacing w:line="300" w:lineRule="auto" w:before="0" w:after="80"/>
-        <w:ind w:firstLine="0"/>
+        <w:ind w:firstLine="420" w:firstLineChars="200"/>
       </w:pPr>
       <w:r>
         <w:rPr>
@@ -27192,7 +27192,7 @@
       <w:pPr>
         <w:pStyle w:val="BodyText"/>
         <w:spacing w:line="300" w:lineRule="auto" w:before="0" w:after="80"/>
-        <w:ind w:firstLine="0"/>
+        <w:ind w:firstLine="420" w:firstLineChars="200"/>
       </w:pPr>
       <w:r>
         <w:t xml:space="preserve">GD </w:t>
@@ -27403,7 +27403,7 @@
       <w:pPr>
         <w:pStyle w:val="BodyText"/>
         <w:spacing w:line="300" w:lineRule="auto" w:before="0" w:after="80"/>
-        <w:ind w:firstLine="0"/>
+        <w:ind w:firstLine="420" w:firstLineChars="200"/>
       </w:pPr>
       <w:r>
         <w:t xml:space="preserve">Heavy Ball </w:t>
@@ -27553,7 +27553,7 @@
       <w:pPr>
         <w:pStyle w:val="BodyText"/>
         <w:spacing w:line="300" w:lineRule="auto" w:before="0" w:after="80"/>
-        <w:ind w:firstLine="0"/>
+        <w:ind w:firstLine="420" w:firstLineChars="200"/>
       </w:pPr>
       <w:r>
         <w:t xml:space="preserve">Nesterov </w:t>
@@ -27944,7 +27944,7 @@
       <w:pPr>
         <w:pStyle w:val="FirstParagraph"/>
         <w:spacing w:line="300" w:lineRule="auto" w:before="0" w:after="80"/>
-        <w:ind w:firstLine="0"/>
+        <w:ind w:firstLine="420" w:firstLineChars="200"/>
       </w:pPr>
       <w:r>
         <w:rPr>
@@ -28054,7 +28054,7 @@
       <w:pPr>
         <w:pStyle w:val="BodyText"/>
         <w:spacing w:line="240" w:lineRule="auto" w:before="120" w:after="120"/>
-        <w:ind w:firstLine="0"/>
+        <w:ind w:firstLineChars="200" w:firstLine="0"/>
         <w:jc w:val="center"/>
       </w:pPr>
       <m:oMathPara>
@@ -28447,7 +28447,7 @@
       <w:pPr>
         <w:pStyle w:val="FirstParagraph"/>
         <w:spacing w:line="300" w:lineRule="auto" w:before="0" w:after="80"/>
-        <w:ind w:firstLine="0"/>
+        <w:ind w:firstLine="420" w:firstLineChars="200"/>
       </w:pPr>
       <w:r>
         <w:rPr>
@@ -28683,7 +28683,7 @@
       <w:pPr>
         <w:pStyle w:val="BodyText"/>
         <w:spacing w:line="240" w:lineRule="auto" w:before="120" w:after="120"/>
-        <w:ind w:firstLine="0"/>
+        <w:ind w:firstLineChars="200" w:firstLine="0"/>
         <w:jc w:val="center"/>
       </w:pPr>
       <m:oMathPara>
@@ -28984,7 +28984,7 @@
       <w:pPr>
         <w:pStyle w:val="FirstParagraph"/>
         <w:spacing w:line="300" w:lineRule="auto" w:before="0" w:after="80"/>
-        <w:ind w:firstLine="0"/>
+        <w:ind w:firstLine="420" w:firstLineChars="200"/>
       </w:pPr>
       <w:r>
         <w:rPr>
@@ -29174,7 +29174,7 @@
       <w:pPr>
         <w:pStyle w:val="BodyText"/>
         <w:spacing w:line="300" w:lineRule="auto" w:before="0" w:after="80"/>
-        <w:ind w:firstLine="0"/>
+        <w:ind w:firstLine="420" w:firstLineChars="200"/>
       </w:pPr>
       <w:r>
         <w:rPr>
@@ -29744,7 +29744,7 @@
       <w:pPr>
         <w:pStyle w:val="FirstParagraph"/>
         <w:spacing w:line="300" w:lineRule="auto" w:before="0" w:after="80"/>
-        <w:ind w:firstLine="0"/>
+        <w:ind w:firstLine="420" w:firstLineChars="200"/>
       </w:pPr>
       <w:r>
         <w:rPr>
@@ -29777,7 +29777,7 @@
       <w:pPr>
         <w:pStyle w:val="BodyText"/>
         <w:spacing w:line="240" w:lineRule="auto" w:before="120" w:after="120"/>
-        <w:ind w:firstLine="0"/>
+        <w:ind w:firstLineChars="200" w:firstLine="0"/>
         <w:jc w:val="center"/>
       </w:pPr>
       <m:oMathPara>
@@ -30056,7 +30056,7 @@
       <w:pPr>
         <w:pStyle w:val="FirstParagraph"/>
         <w:spacing w:line="300" w:lineRule="auto" w:before="0" w:after="80"/>
-        <w:ind w:firstLine="0"/>
+        <w:ind w:firstLine="420" w:firstLineChars="200"/>
       </w:pPr>
       <w:r>
         <w:rPr>
@@ -30329,7 +30329,7 @@
       <w:pPr>
         <w:pStyle w:val="FirstParagraph"/>
         <w:spacing w:line="300" w:lineRule="auto" w:before="0" w:after="80"/>
-        <w:ind w:firstLine="0"/>
+        <w:ind w:firstLine="420" w:firstLineChars="200"/>
       </w:pPr>
       <m:oMath>
         <m:r>
@@ -30433,7 +30433,7 @@
       <w:pPr>
         <w:pStyle w:val="BodyText"/>
         <w:spacing w:line="240" w:lineRule="auto" w:before="120" w:after="120"/>
-        <w:ind w:firstLine="0"/>
+        <w:ind w:firstLineChars="200" w:firstLine="0"/>
         <w:jc w:val="center"/>
       </w:pPr>
       <m:oMathPara>
@@ -30586,7 +30586,7 @@
       <w:pPr>
         <w:pStyle w:val="FirstParagraph"/>
         <w:spacing w:line="300" w:lineRule="auto" w:before="0" w:after="80"/>
-        <w:ind w:firstLine="0"/>
+        <w:ind w:firstLine="420" w:firstLineChars="200"/>
       </w:pPr>
       <w:r>
         <w:rPr>
@@ -30745,7 +30745,7 @@
         <w:pStyle w:val="FirstParagraph"/>
         <w:keepNext/>
         <w:spacing w:line="300" w:lineRule="auto" w:before="0" w:after="80"/>
-        <w:ind w:firstLine="0"/>
+        <w:ind w:firstLine="420" w:firstLineChars="200"/>
       </w:pPr>
       <w:r>
         <w:rPr>
@@ -31683,7 +31683,7 @@
         <w:pStyle w:val="BodyText"/>
         <w:keepNext/>
         <w:spacing w:line="300" w:lineRule="auto" w:before="0" w:after="80"/>
-        <w:ind w:firstLine="0"/>
+        <w:ind w:firstLine="420" w:firstLineChars="200"/>
       </w:pPr>
       <w:r>
         <w:rPr>
@@ -32574,7 +32574,7 @@
       <w:pPr>
         <w:pStyle w:val="BodyText"/>
         <w:spacing w:line="300" w:lineRule="auto" w:before="0" w:after="80"/>
-        <w:ind w:firstLine="0"/>
+        <w:ind w:firstLine="420" w:firstLineChars="200"/>
       </w:pPr>
       <w:r>
         <w:rPr>
@@ -32765,7 +32765,7 @@
         <w:pStyle w:val="ImageCaption"/>
         <w:keepNext/>
         <w:spacing w:before="40" w:after="200"/>
-        <w:ind w:firstLine="0"/>
+        <w:ind/>
         <w:jc w:val="center"/>
       </w:pPr>
       <w:r>
@@ -32806,7 +32806,7 @@
       <w:pPr>
         <w:pStyle w:val="BodyText"/>
         <w:spacing w:line="300" w:lineRule="auto" w:before="0" w:after="80"/>
-        <w:ind w:firstLine="0"/>
+        <w:ind w:firstLine="420" w:firstLineChars="200"/>
       </w:pPr>
       <w:r>
         <w:rPr>
@@ -33399,7 +33399,7 @@
       <w:pPr>
         <w:pStyle w:val="BodyText"/>
         <w:spacing w:line="300" w:lineRule="auto" w:before="0" w:after="80"/>
-        <w:ind w:firstLine="0"/>
+        <w:ind w:firstLine="420" w:firstLineChars="200"/>
       </w:pPr>
       <w:r>
         <w:rPr>
@@ -33598,7 +33598,7 @@
       <w:pPr>
         <w:pStyle w:val="BodyText"/>
         <w:spacing w:line="300" w:lineRule="auto" w:before="0" w:after="80"/>
-        <w:ind w:firstLine="0"/>
+        <w:ind w:firstLine="420" w:firstLineChars="200"/>
       </w:pPr>
       <w:r>
         <w:rPr>
@@ -34338,7 +34338,7 @@
       <w:pPr>
         <w:pStyle w:val="FirstParagraph"/>
         <w:spacing w:line="300" w:lineRule="auto" w:before="0" w:after="80"/>
-        <w:ind w:firstLine="0"/>
+        <w:ind w:firstLine="420" w:firstLineChars="200"/>
       </w:pPr>
       <w:r>
         <w:rPr>
@@ -34461,7 +34461,7 @@
         <w:pStyle w:val="BodyText"/>
         <w:keepNext/>
         <w:spacing w:line="300" w:lineRule="auto" w:before="160" w:after="40"/>
-        <w:ind w:left="0" w:right="0" w:firstLine="0"/>
+        <w:ind w:left="0" w:right="0"/>
         <w:jc w:val="center"/>
       </w:pPr>
       <w:r>
@@ -35293,7 +35293,7 @@
       <w:pPr>
         <w:pStyle w:val="BodyText"/>
         <w:spacing w:line="300" w:lineRule="auto" w:before="0" w:after="80"/>
-        <w:ind w:firstLine="0"/>
+        <w:ind w:firstLine="420" w:firstLineChars="200"/>
       </w:pPr>
       <w:r>
         <w:rPr>
@@ -35438,7 +35438,7 @@
       <w:pPr>
         <w:pStyle w:val="FirstParagraph"/>
         <w:spacing w:line="300" w:lineRule="auto" w:before="0" w:after="80"/>
-        <w:ind w:firstLine="0"/>
+        <w:ind w:firstLine="420" w:firstLineChars="200"/>
       </w:pPr>
       <w:r>
         <w:rPr>
@@ -35746,7 +35746,7 @@
       <w:pPr>
         <w:pStyle w:val="BodyText"/>
         <w:spacing w:line="300" w:lineRule="auto" w:before="0" w:after="80"/>
-        <w:ind w:firstLine="0"/>
+        <w:ind w:firstLine="420" w:firstLineChars="200"/>
       </w:pPr>
       <w:r>
         <w:rPr>
@@ -36076,7 +36076,7 @@
       <w:pPr>
         <w:pStyle w:val="BodyText"/>
         <w:spacing w:line="300" w:lineRule="auto" w:before="0" w:after="80"/>
-        <w:ind w:firstLine="0"/>
+        <w:ind w:firstLine="420" w:firstLineChars="200"/>
       </w:pPr>
       <w:r>
         <w:t xml:space="preserve">CG </w:t>
@@ -36562,7 +36562,7 @@
       <w:pPr>
         <w:pStyle w:val="FirstParagraph"/>
         <w:spacing w:line="300" w:lineRule="auto" w:before="0" w:after="80"/>
-        <w:ind w:firstLine="0"/>
+        <w:ind w:firstLine="420" w:firstLineChars="200"/>
       </w:pPr>
       <w:r>
         <w:rPr>
@@ -36584,7 +36584,7 @@
       <w:pPr>
         <w:pStyle w:val="BodyText"/>
         <w:spacing w:line="300" w:lineRule="auto" w:before="0" w:after="80"/>
-        <w:ind w:firstLine="0"/>
+        <w:ind w:firstLine="420" w:firstLineChars="200"/>
       </w:pPr>
       <w:r>
         <w:rPr>
@@ -36920,7 +36920,7 @@
       <w:pPr>
         <w:pStyle w:val="BodyText"/>
         <w:spacing w:line="300" w:lineRule="auto" w:before="0" w:after="80"/>
-        <w:ind w:firstLine="0"/>
+        <w:ind w:firstLine="420" w:firstLineChars="200"/>
       </w:pPr>
       <w:r>
         <w:rPr>
@@ -37018,7 +37018,7 @@
       <w:pPr>
         <w:pStyle w:val="BodyText"/>
         <w:spacing w:line="300" w:lineRule="auto" w:before="0" w:after="80"/>
-        <w:ind w:firstLine="0"/>
+        <w:ind w:firstLine="420" w:firstLineChars="200"/>
       </w:pPr>
       <w:r>
         <w:rPr>
@@ -38006,7 +38006,7 @@
       <w:pPr>
         <w:pStyle w:val="BodyText"/>
         <w:spacing w:line="300" w:lineRule="auto" w:before="0" w:after="80"/>
-        <w:ind w:firstLine="0"/>
+        <w:ind w:firstLine="420" w:firstLineChars="200"/>
       </w:pPr>
       <w:r>
         <w:rPr>
@@ -38288,7 +38288,7 @@
       <w:pPr>
         <w:pStyle w:val="FirstParagraph"/>
         <w:spacing w:line="300" w:lineRule="auto" w:before="0" w:after="80"/>
-        <w:ind w:firstLine="0"/>
+        <w:ind w:firstLine="420" w:firstLineChars="200"/>
       </w:pPr>
       <w:r>
         <w:rPr>

--- a/coursework/REPORT.docx
+++ b/coursework/REPORT.docx
@@ -38,7 +38,7 @@
         </w:p>
       </w:sdtContent>
     </w:sdt>
-    <w:bookmarkStart w:id="59" w:name="数值优化课程实践作业报告"/>
+    <w:bookmarkStart w:id="62" w:name="数值优化课程实践作业报告"/>
     <w:p>
       <w:pPr>
         <w:pStyle w:val="Heading1"/>
@@ -1853,7 +1853,7 @@
                 <w:rFonts w:hint="eastAsia"/>
                 <w:sz w:val="17"/>
               </w:rPr>
-              <w:t xml:space="preserve">CG（第</w:t>
+              <w:t xml:space="preserve">CG（作业第</w:t>
             </w:r>
             <w:r>
               <w:rPr>
@@ -7207,7 +7207,7 @@
     </w:p>
     <w:bookmarkEnd w:id="14"/>
     <w:bookmarkEnd w:id="15"/>
-    <w:bookmarkStart w:id="21" w:name="固定步长梯度下降的收敛性与步长区间第-2-题"/>
+    <w:bookmarkStart w:id="18" w:name="固定步长梯度下降的收敛性与步长区间第-2-题"/>
     <w:p>
       <w:pPr>
         <w:pStyle w:val="Heading2"/>
@@ -7233,7 +7233,7 @@
         <w:t xml:space="preserve">题）</w:t>
       </w:r>
     </w:p>
-    <w:bookmarkStart w:id="16" w:name="推导"/>
+    <w:bookmarkStart w:id="16" w:name="收敛区间的推导"/>
     <w:p>
       <w:pPr>
         <w:pStyle w:val="Heading3"/>
@@ -7247,7 +7247,7 @@
         <w:rPr>
           <w:rFonts w:hint="eastAsia"/>
         </w:rPr>
-        <w:t xml:space="preserve">推导</w:t>
+        <w:t xml:space="preserve">收敛区间的推导</w:t>
       </w:r>
     </w:p>
     <w:p>
@@ -8576,9 +8576,27 @@
         <w:t xml:space="preserve">。下面从两个方向验证它。</w:t>
       </w:r>
     </w:p>
+    <w:bookmarkEnd w:id="16"/>
+    <w:bookmarkStart w:id="17" w:name="边界行为与最优步长"/>
     <w:p>
       <w:pPr>
-        <w:pStyle w:val="BodyText"/>
+        <w:pStyle w:val="Heading3"/>
+        <w:keepNext/>
+        <w:spacing w:before="160" w:after="80"/>
+      </w:pPr>
+      <w:r>
+        <w:t xml:space="preserve">2.2 </w:t>
+      </w:r>
+      <w:r>
+        <w:rPr>
+          <w:rFonts w:hint="eastAsia"/>
+        </w:rPr>
+        <w:t xml:space="preserve">边界行为与最优步长</w:t>
+      </w:r>
+    </w:p>
+    <w:p>
+      <w:pPr>
+        <w:pStyle w:val="FirstParagraph"/>
         <w:spacing w:line="300" w:lineRule="auto" w:before="0" w:after="80"/>
         <w:ind w:firstLine="420" w:firstLineChars="200"/>
       </w:pPr>
@@ -9559,7 +9577,7 @@
         <w:t xml:space="preserve">就是从这来的，所以表</w:t>
       </w:r>
       <w:r>
-        <w:t xml:space="preserve"> 2 </w:t>
+        <w:t xml:space="preserve"> 2a </w:t>
       </w:r>
       <w:r>
         <w:rPr>
@@ -10299,7 +10317,7 @@
         <w:rPr>
           <w:rFonts w:hint="eastAsia"/>
         </w:rPr>
-        <w:t xml:space="preserve">4），与理论值差</w:t>
+        <w:t xml:space="preserve">3a），与理论值差</w:t>
       </w:r>
       <w:r>
         <w:t xml:space="preserve"> </w:t>
@@ -10319,8 +10337,35 @@
         <w:t xml:space="preserve">。</w:t>
       </w:r>
     </w:p>
-    <w:bookmarkEnd w:id="16"/>
-    <w:bookmarkStart w:id="20" w:name="X715992866830e31d9acfd1fd5d65f72dc3ddf4f"/>
+    <w:bookmarkEnd w:id="17"/>
+    <w:bookmarkEnd w:id="18"/>
+    <w:bookmarkStart w:id="24" w:name="不同步长的实测第-3-题"/>
+    <w:p>
+      <w:pPr>
+        <w:pStyle w:val="Heading2"/>
+        <w:keepNext/>
+        <w:spacing w:before="200" w:after="80"/>
+      </w:pPr>
+      <w:r>
+        <w:t xml:space="preserve">3 </w:t>
+      </w:r>
+      <w:r>
+        <w:rPr>
+          <w:rFonts w:hint="eastAsia"/>
+        </w:rPr>
+        <w:t xml:space="preserve">不同步长的实测（第</w:t>
+      </w:r>
+      <w:r>
+        <w:t xml:space="preserve"> 3 </w:t>
+      </w:r>
+      <w:r>
+        <w:rPr>
+          <w:rFonts w:hint="eastAsia"/>
+        </w:rPr>
+        <w:t xml:space="preserve">题）</w:t>
+      </w:r>
+    </w:p>
+    <w:bookmarkStart w:id="22" w:name="四组步长表-2resultsq2_q3_stepsizes.json"/>
     <w:p>
       <w:pPr>
         <w:pStyle w:val="Heading3"/>
@@ -10328,22 +10373,13 @@
         <w:spacing w:before="160" w:after="80"/>
       </w:pPr>
       <w:r>
-        <w:t xml:space="preserve">2.2 </w:t>
-      </w:r>
-      <w:r>
-        <w:rPr>
-          <w:rFonts w:hint="eastAsia"/>
-        </w:rPr>
-        <w:t xml:space="preserve">不同步长的实测（第</w:t>
-      </w:r>
-      <w:r>
-        <w:t xml:space="preserve"> 3 </w:t>
-      </w:r>
-      <w:r>
-        <w:rPr>
-          <w:rFonts w:hint="eastAsia"/>
-        </w:rPr>
-        <w:t xml:space="preserve">题，表</w:t>
+        <w:t xml:space="preserve">3.1 </w:t>
+      </w:r>
+      <w:r>
+        <w:rPr>
+          <w:rFonts w:hint="eastAsia"/>
+        </w:rPr>
+        <w:t xml:space="preserve">四组步长（表</w:t>
       </w:r>
       <w:r>
         <w:t xml:space="preserve"> </w:t>
@@ -10365,6 +10401,42 @@
           <w:rFonts w:hint="eastAsia"/>
         </w:rPr>
         <w:t xml:space="preserve">）</w:t>
+      </w:r>
+    </w:p>
+    <w:p>
+      <w:pPr>
+        <w:pStyle w:val="FirstParagraph"/>
+        <w:keepNext/>
+        <w:spacing w:line="300" w:lineRule="auto" w:before="160" w:after="40"/>
+        <w:ind w:left="0" w:right="0"/>
+        <w:jc w:val="center"/>
+      </w:pPr>
+      <w:r>
+        <w:rPr>
+          <w:rFonts w:hint="eastAsia" w:ascii="Times New Roman" w:hAnsi="Times New Roman" w:eastAsia="黑体" w:cs="Times New Roman"/>
+          <w:b/>
+          <w:bCs/>
+          <w:sz w:val="19"/>
+        </w:rPr>
+        <w:t xml:space="preserve">表</w:t>
+      </w:r>
+      <w:r>
+        <w:rPr>
+          <w:rFonts w:ascii="Times New Roman" w:hAnsi="Times New Roman" w:eastAsia="黑体" w:cs="Times New Roman"/>
+          <w:b/>
+          <w:bCs/>
+          <w:sz w:val="19"/>
+        </w:rPr>
+        <w:t xml:space="preserve"> </w:t>
+      </w:r>
+      <w:r>
+        <w:rPr>
+          <w:rFonts w:hint="eastAsia" w:ascii="Times New Roman" w:hAnsi="Times New Roman" w:eastAsia="黑体" w:cs="Times New Roman"/>
+          <w:b/>
+          <w:bCs/>
+          <w:sz w:val="19"/>
+        </w:rPr>
+        <w:t xml:space="preserve">2a：四种步长的收敛速率</w:t>
       </w:r>
     </w:p>
     <w:tbl>
@@ -10486,7 +10558,7 @@
                 <w:rFonts w:hint="eastAsia"/>
                 <w:sz w:val="17"/>
               </w:rPr>
-              <w:t xml:space="preserve">（半对数斜率）</w:t>
+              <w:t xml:space="preserve">（拟合）</w:t>
             </w:r>
           </w:p>
         </w:tc>
@@ -10503,13 +10575,7 @@
                 <w:rFonts w:hint="eastAsia"/>
                 <w:sz w:val="17"/>
               </w:rPr>
-              <w:t xml:space="preserve">步数（到相对误差</w:t>
-            </w:r>
-            <w:r>
-              <w:rPr>
-                <w:sz w:val="17"/>
-              </w:rPr>
-              <w:t xml:space="preserve"> </w:t>
+              <w:t xml:space="preserve">步数（→</w:t>
             </w:r>
             <m:oMath>
               <m:sSup>
@@ -11043,7 +11109,7 @@
                 <w:rFonts w:hint="eastAsia"/>
                 <w:sz w:val="17"/>
               </w:rPr>
-              <w:t xml:space="preserve">0.9999999999（假象，见下）</w:t>
+              <w:t xml:space="preserve">0.9999999999（假象）</w:t>
             </w:r>
           </w:p>
         </w:tc>
@@ -11060,7 +11126,7 @@
                 <w:rFonts w:hint="eastAsia"/>
                 <w:sz w:val="17"/>
               </w:rPr>
-              <w:t xml:space="preserve">未收敛（60000</w:t>
+              <w:t xml:space="preserve">未收敛（上限</w:t>
             </w:r>
             <w:r>
               <w:rPr>
@@ -11073,7 +11139,7 @@
                 <w:rFonts w:hint="eastAsia"/>
                 <w:sz w:val="17"/>
               </w:rPr>
-              <w:t xml:space="preserve">步上限）</w:t>
+              <w:t xml:space="preserve">60000）</w:t>
             </w:r>
           </w:p>
         </w:tc>
@@ -11099,14 +11165,36 @@
       <w:pPr>
         <w:pStyle w:val="BodyText"/>
         <w:keepNext/>
-        <w:spacing w:line="300" w:lineRule="auto" w:before="0" w:after="80"/>
-        <w:ind w:firstLine="420" w:firstLineChars="200"/>
+        <w:spacing w:line="300" w:lineRule="auto" w:before="160" w:after="40"/>
+        <w:ind w:left="0" w:right="0"/>
+        <w:jc w:val="center"/>
       </w:pPr>
       <w:r>
         <w:rPr>
-          <w:rFonts w:hint="eastAsia"/>
-        </w:rPr>
-        <w:t xml:space="preserve">各精度的到达步数：</w:t>
+          <w:rFonts w:hint="eastAsia" w:ascii="Times New Roman" w:hAnsi="Times New Roman" w:eastAsia="黑体" w:cs="Times New Roman"/>
+          <w:b/>
+          <w:bCs/>
+          <w:sz w:val="19"/>
+        </w:rPr>
+        <w:t xml:space="preserve">表</w:t>
+      </w:r>
+      <w:r>
+        <w:rPr>
+          <w:rFonts w:ascii="Times New Roman" w:hAnsi="Times New Roman" w:eastAsia="黑体" w:cs="Times New Roman"/>
+          <w:b/>
+          <w:bCs/>
+          <w:sz w:val="19"/>
+        </w:rPr>
+        <w:t xml:space="preserve"> </w:t>
+      </w:r>
+      <w:r>
+        <w:rPr>
+          <w:rFonts w:hint="eastAsia" w:ascii="Times New Roman" w:hAnsi="Times New Roman" w:eastAsia="黑体" w:cs="Times New Roman"/>
+          <w:b/>
+          <w:bCs/>
+          <w:sz w:val="19"/>
+        </w:rPr>
+        <w:t xml:space="preserve">2b：到达各精度的步数</w:t>
       </w:r>
     </w:p>
     <w:tbl>
@@ -11742,7 +11830,33 @@
         <w:rPr>
           <w:rFonts w:hint="eastAsia"/>
         </w:rPr>
-        <w:t xml:space="preserve">，四个精度一个都没达到。</w:t>
+        <w:t xml:space="preserve">，四个精度一个都没达到。这一行的实测</w:t>
+      </w:r>
+      <w:r>
+        <w:t xml:space="preserve"> </w:t>
+      </w:r>
+      <m:oMath>
+        <m:r>
+          <m:t>ρ</m:t>
+        </m:r>
+      </m:oMath>
+      <w:r>
+        <w:t xml:space="preserve"> </w:t>
+      </w:r>
+      <w:r>
+        <w:rPr>
+          <w:rFonts w:hint="eastAsia"/>
+        </w:rPr>
+        <w:t xml:space="preserve">看着仍是</w:t>
+      </w:r>
+      <w:r>
+        <w:t xml:space="preserve"> </w:t>
+      </w:r>
+      <w:r>
+        <w:rPr>
+          <w:rFonts w:hint="eastAsia"/>
+        </w:rPr>
+        <w:t xml:space="preserve">0.9999999999，是误差曲线的平台段参与了拟合造成的假象，并非真的在收敛。</w:t>
       </w:r>
     </w:p>
     <w:p>
@@ -11757,18 +11871,18 @@
           <wp:inline>
             <wp:extent cx="5580000" cy="3720000"/>
             <wp:effectExtent b="0" l="0" r="0" t="0"/>
-            <wp:docPr descr="图 2　四种步长下 GD 的误差曲线，以及步数与步长的关系" title="" id="18" name="Picture"/>
+            <wp:docPr descr="图 2　四种步长下 GD 的误差曲线，以及步数与步长的关系" title="" id="20" name="Picture"/>
             <a:graphic>
               <a:graphicData uri="http://schemas.openxmlformats.org/drawingml/2006/picture">
                 <pic:pic>
                   <pic:nvPicPr>
-                    <pic:cNvPr descr="figures/fig2_stepsizes.png" id="19" name="Picture"/>
+                    <pic:cNvPr descr="figures/fig2_stepsizes.png" id="21" name="Picture"/>
                     <pic:cNvPicPr>
                       <a:picLocks noChangeArrowheads="1" noChangeAspect="1"/>
                     </pic:cNvPicPr>
                   </pic:nvPicPr>
                   <pic:blipFill>
-                    <a:blip r:embed="rId17"/>
+                    <a:blip r:embed="rId19"/>
                     <a:stretch>
                       <a:fillRect/>
                     </a:stretch>
@@ -11975,9 +12089,27 @@
         <w:t xml:space="preserve">平行，各个方向的分量按同一个因子收缩，没有出现先快后慢的两段式，那种形状只会出现在非二次函数或者带线搜索的场合。</w:t>
       </w:r>
     </w:p>
+    <w:bookmarkEnd w:id="22"/>
+    <w:bookmarkStart w:id="23" w:name="步数与步长的关系"/>
     <w:p>
       <w:pPr>
-        <w:pStyle w:val="BodyText"/>
+        <w:pStyle w:val="Heading3"/>
+        <w:keepNext/>
+        <w:spacing w:before="160" w:after="80"/>
+      </w:pPr>
+      <w:r>
+        <w:t xml:space="preserve">3.2 </w:t>
+      </w:r>
+      <w:r>
+        <w:rPr>
+          <w:rFonts w:hint="eastAsia"/>
+        </w:rPr>
+        <w:t xml:space="preserve">步数与步长的关系</w:t>
+      </w:r>
+    </w:p>
+    <w:p>
+      <w:pPr>
+        <w:pStyle w:val="FirstParagraph"/>
         <w:spacing w:line="300" w:lineRule="auto" w:before="0" w:after="80"/>
         <w:ind w:firstLine="420" w:firstLineChars="200"/>
       </w:pPr>
@@ -12273,7 +12405,7 @@
         <w:t xml:space="preserve">从表</w:t>
       </w:r>
       <w:r>
-        <w:t xml:space="preserve"> 2 </w:t>
+        <w:t xml:space="preserve"> 2a </w:t>
       </w:r>
       <w:r>
         <w:rPr>
@@ -12559,9 +12691,9 @@
         <w:t xml:space="preserve">比较稳妥。</w:t>
       </w:r>
     </w:p>
-    <w:bookmarkEnd w:id="20"/>
-    <w:bookmarkEnd w:id="21"/>
-    <w:bookmarkStart w:id="27" w:name="收敛阶的数值判定第-4-题"/>
+    <w:bookmarkEnd w:id="23"/>
+    <w:bookmarkEnd w:id="24"/>
+    <w:bookmarkStart w:id="30" w:name="收敛阶的数值判定第-4-题"/>
     <w:p>
       <w:pPr>
         <w:pStyle w:val="Heading2"/>
@@ -12569,7 +12701,7 @@
         <w:spacing w:before="200" w:after="80"/>
       </w:pPr>
       <w:r>
-        <w:t xml:space="preserve">3 </w:t>
+        <w:t xml:space="preserve">4 </w:t>
       </w:r>
       <w:r>
         <w:rPr>
@@ -12587,7 +12719,7 @@
         <w:t xml:space="preserve">题）</w:t>
       </w:r>
     </w:p>
-    <w:bookmarkStart w:id="22" w:name="四种可实现的判据"/>
+    <w:bookmarkStart w:id="25" w:name="四种可实现的判据"/>
     <w:p>
       <w:pPr>
         <w:pStyle w:val="Heading3"/>
@@ -12595,7 +12727,7 @@
         <w:spacing w:before="160" w:after="80"/>
       </w:pPr>
       <w:r>
-        <w:t xml:space="preserve">3.1 </w:t>
+        <w:t xml:space="preserve">4.1 </w:t>
       </w:r>
       <w:r>
         <w:rPr>
@@ -13889,8 +14021,8 @@
         <w:t xml:space="preserve">的区间上取中位数。</w:t>
       </w:r>
     </w:p>
-    <w:bookmarkEnd w:id="22"/>
-    <w:bookmarkStart w:id="26" w:name="结果表-3resultsq4_order.json"/>
+    <w:bookmarkEnd w:id="25"/>
+    <w:bookmarkStart w:id="29" w:name="结果表-3resultsq4_order.json"/>
     <w:p>
       <w:pPr>
         <w:pStyle w:val="Heading3"/>
@@ -13898,7 +14030,7 @@
         <w:spacing w:before="160" w:after="80"/>
       </w:pPr>
       <w:r>
-        <w:t xml:space="preserve">3.2 </w:t>
+        <w:t xml:space="preserve">4.2 </w:t>
       </w:r>
       <w:r>
         <w:rPr>
@@ -15576,20 +15708,20 @@
                 <w:rFonts w:hint="eastAsia"/>
                 <w:sz w:val="17"/>
               </w:rPr>
-              <w:t xml:space="preserve">Q-线性（非单调，见</w:t>
-            </w:r>
-            <w:r>
-              <w:rPr>
-                <w:sz w:val="17"/>
-              </w:rPr>
-              <w:t xml:space="preserve"> </w:t>
+              <w:t xml:space="preserve">Q-线性（非单调，见第</w:t>
+            </w:r>
+            <w:r>
+              <w:rPr>
+                <w:sz w:val="17"/>
+              </w:rPr>
+              <w:t xml:space="preserve"> 6 </w:t>
             </w:r>
             <w:r>
               <w:rPr>
                 <w:rFonts w:hint="eastAsia"/>
                 <w:sz w:val="17"/>
               </w:rPr>
-              <w:t xml:space="preserve">Q6）</w:t>
+              <w:t xml:space="preserve">题）</w:t>
             </w:r>
           </w:p>
         </w:tc>
@@ -15693,18 +15825,18 @@
           <wp:inline>
             <wp:extent cx="5580000" cy="3747760"/>
             <wp:effectExtent b="0" l="0" r="0" t="0"/>
-            <wp:docPr descr="图 3　六种方法的半对数误差、单步收缩率、COC 与双对数斜率" title="" id="24" name="Picture"/>
+            <wp:docPr descr="图 3　六种方法的半对数误差、单步收缩率、COC 与双对数斜率" title="" id="27" name="Picture"/>
             <a:graphic>
               <a:graphicData uri="http://schemas.openxmlformats.org/drawingml/2006/picture">
                 <pic:pic>
                   <pic:nvPicPr>
-                    <pic:cNvPr descr="figures/fig3_order.png" id="25" name="Picture"/>
+                    <pic:cNvPr descr="figures/fig3_order.png" id="28" name="Picture"/>
                     <pic:cNvPicPr>
                       <a:picLocks noChangeArrowheads="1" noChangeAspect="1"/>
                     </pic:cNvPicPr>
                   </pic:nvPicPr>
                   <pic:blipFill>
-                    <a:blip r:embed="rId23"/>
+                    <a:blip r:embed="rId26"/>
                     <a:stretch>
                       <a:fillRect/>
                     </a:stretch>
@@ -16268,9 +16400,9 @@
         <w:t xml:space="preserve">排除代数收敛。</w:t>
       </w:r>
     </w:p>
-    <w:bookmarkEnd w:id="26"/>
-    <w:bookmarkEnd w:id="27"/>
-    <w:bookmarkStart w:id="34" w:name="heavy-ball-与-nesterov-加速第-5-题"/>
+    <w:bookmarkEnd w:id="29"/>
+    <w:bookmarkEnd w:id="30"/>
+    <w:bookmarkStart w:id="37" w:name="heavy-ball-与-nesterov-加速第-5-题"/>
     <w:p>
       <w:pPr>
         <w:pStyle w:val="Heading2"/>
@@ -16278,7 +16410,7 @@
         <w:spacing w:before="200" w:after="80"/>
       </w:pPr>
       <w:r>
-        <w:t xml:space="preserve">4 Heavy Ball </w:t>
+        <w:t xml:space="preserve">5 Heavy Ball </w:t>
       </w:r>
       <w:r>
         <w:rPr>
@@ -16305,7 +16437,7 @@
         <w:t xml:space="preserve">题）</w:t>
       </w:r>
     </w:p>
-    <w:bookmarkStart w:id="28" w:name="理论-1"/>
+    <w:bookmarkStart w:id="31" w:name="理论-1"/>
     <w:p>
       <w:pPr>
         <w:pStyle w:val="Heading3"/>
@@ -16313,7 +16445,7 @@
         <w:spacing w:before="160" w:after="80"/>
       </w:pPr>
       <w:r>
-        <w:t xml:space="preserve">4.1 </w:t>
+        <w:t xml:space="preserve">5.1 </w:t>
       </w:r>
       <w:r>
         <w:rPr>
@@ -19264,8 +19396,8 @@
         <w:t xml:space="preserve">给不了的。两套参数本实验分开使用，不混。</w:t>
       </w:r>
     </w:p>
-    <w:bookmarkEnd w:id="28"/>
-    <w:bookmarkStart w:id="29" w:name="X706d295df91788f31cfc5b037fedc454c796637"/>
+    <w:bookmarkEnd w:id="31"/>
+    <w:bookmarkStart w:id="32" w:name="X706d295df91788f31cfc5b037fedc454c796637"/>
     <w:p>
       <w:pPr>
         <w:pStyle w:val="Heading3"/>
@@ -19273,7 +19405,7 @@
         <w:spacing w:before="160" w:after="80"/>
       </w:pPr>
       <w:r>
-        <w:t xml:space="preserve">4.2 </w:t>
+        <w:t xml:space="preserve">5.2 </w:t>
       </w:r>
       <w:r>
         <w:rPr>
@@ -20297,8 +20429,8 @@
         </w:tc>
       </w:tr>
     </w:tbl>
-    <w:bookmarkEnd w:id="29"/>
-    <w:bookmarkStart w:id="33" w:name="极端情形alphal2lambda_max表-5"/>
+    <w:bookmarkEnd w:id="32"/>
+    <w:bookmarkStart w:id="36" w:name="极端情形alphal2lambda_max表-5"/>
     <w:p>
       <w:pPr>
         <w:pStyle w:val="Heading3"/>
@@ -20306,7 +20438,7 @@
         <w:spacing w:before="160" w:after="80"/>
       </w:pPr>
       <w:r>
-        <w:t xml:space="preserve">4.3 </w:t>
+        <w:t xml:space="preserve">5.3 </w:t>
       </w:r>
       <w:r>
         <w:rPr>
@@ -21074,18 +21206,18 @@
           <wp:inline>
             <wp:extent cx="5580000" cy="3831044"/>
             <wp:effectExtent b="0" l="0" r="0" t="0"/>
-            <wp:docPr descr="图 4　Heavy Ball 与 Nesterov 的加速效果，以及 \alpha=L 时的失效" title="" id="31" name="Picture"/>
+            <wp:docPr descr="图 4　Heavy Ball 与 Nesterov 的加速效果，以及 \alpha=L 时的失效" title="" id="34" name="Picture"/>
             <a:graphic>
               <a:graphicData uri="http://schemas.openxmlformats.org/drawingml/2006/picture">
                 <pic:pic>
                   <pic:nvPicPr>
-                    <pic:cNvPr descr="figures/fig4_momentum.png" id="32" name="Picture"/>
+                    <pic:cNvPr descr="figures/fig4_momentum.png" id="35" name="Picture"/>
                     <pic:cNvPicPr>
                       <a:picLocks noChangeArrowheads="1" noChangeAspect="1"/>
                     </pic:cNvPicPr>
                   </pic:nvPicPr>
                   <pic:blipFill>
-                    <a:blip r:embed="rId30"/>
+                    <a:blip r:embed="rId33"/>
                     <a:stretch>
                       <a:fillRect/>
                     </a:stretch>
@@ -22147,9 +22279,9 @@
         <w:t xml:space="preserve">。方法要和问题假设对上，这一点在实验里比在书上看得清楚。</w:t>
       </w:r>
     </w:p>
-    <w:bookmarkEnd w:id="33"/>
-    <w:bookmarkEnd w:id="34"/>
-    <w:bookmarkStart w:id="40" w:name="barzilaiborwein-方法第-6-题"/>
+    <w:bookmarkEnd w:id="36"/>
+    <w:bookmarkEnd w:id="37"/>
+    <w:bookmarkStart w:id="43" w:name="barzilaiborwein-方法第-6-题"/>
     <w:p>
       <w:pPr>
         <w:pStyle w:val="Heading2"/>
@@ -22157,7 +22289,7 @@
         <w:spacing w:before="200" w:after="80"/>
       </w:pPr>
       <w:r>
-        <w:t xml:space="preserve">5 Barzilai–Borwein </w:t>
+        <w:t xml:space="preserve">6 Barzilai–Borwein </w:t>
       </w:r>
       <w:r>
         <w:rPr>
@@ -22175,7 +22307,7 @@
         <w:t xml:space="preserve">题）</w:t>
       </w:r>
     </w:p>
-    <w:bookmarkStart w:id="35" w:name="两种-bb-步长"/>
+    <w:bookmarkStart w:id="38" w:name="两种-bb-步长"/>
     <w:p>
       <w:pPr>
         <w:pStyle w:val="Heading3"/>
@@ -22183,7 +22315,7 @@
         <w:spacing w:before="160" w:after="80"/>
       </w:pPr>
       <w:r>
-        <w:t xml:space="preserve">5.1 </w:t>
+        <w:t xml:space="preserve">6.1 </w:t>
       </w:r>
       <w:r>
         <w:rPr>
@@ -23024,8 +23156,8 @@
         <w:t xml:space="preserve">单调下降。</w:t>
       </w:r>
     </w:p>
-    <w:bookmarkEnd w:id="35"/>
-    <w:bookmarkStart w:id="39" w:name="结果表-6resultsq6_bb.json"/>
+    <w:bookmarkEnd w:id="38"/>
+    <w:bookmarkStart w:id="42" w:name="结果表-6resultsq6_bb.json"/>
     <w:p>
       <w:pPr>
         <w:pStyle w:val="Heading3"/>
@@ -23033,7 +23165,7 @@
         <w:spacing w:before="160" w:after="80"/>
       </w:pPr>
       <w:r>
-        <w:t xml:space="preserve">5.2 </w:t>
+        <w:t xml:space="preserve">6.2 </w:t>
       </w:r>
       <w:r>
         <w:rPr>
@@ -24658,18 +24790,18 @@
           <wp:inline>
             <wp:extent cx="5580000" cy="3831044"/>
             <wp:effectExtent b="0" l="0" r="0" t="0"/>
-            <wp:docPr descr="图 5　BB1 与 BB2 的误差、步长摆动与非单调性" title="" id="37" name="Picture"/>
+            <wp:docPr descr="图 5　BB1 与 BB2 的误差、步长摆动与非单调性" title="" id="40" name="Picture"/>
             <a:graphic>
               <a:graphicData uri="http://schemas.openxmlformats.org/drawingml/2006/picture">
                 <pic:pic>
                   <pic:nvPicPr>
-                    <pic:cNvPr descr="figures/fig5_bb.png" id="38" name="Picture"/>
+                    <pic:cNvPr descr="figures/fig5_bb.png" id="41" name="Picture"/>
                     <pic:cNvPicPr>
                       <a:picLocks noChangeArrowheads="1" noChangeAspect="1"/>
                     </pic:cNvPicPr>
                   </pic:nvPicPr>
                   <pic:blipFill>
-                    <a:blip r:embed="rId36"/>
+                    <a:blip r:embed="rId39"/>
                     <a:stretch>
                       <a:fillRect/>
                     </a:stretch>
@@ -25441,9 +25573,9 @@
         <w:t xml:space="preserve">或者梯度的相对量。</w:t>
       </w:r>
     </w:p>
-    <w:bookmarkEnd w:id="39"/>
-    <w:bookmarkEnd w:id="40"/>
-    <w:bookmarkStart w:id="46" w:name="n2-时的等值线与轨迹第-7-题"/>
+    <w:bookmarkEnd w:id="42"/>
+    <w:bookmarkEnd w:id="43"/>
+    <w:bookmarkStart w:id="49" w:name="n2-时的等值线与轨迹第-7-题"/>
     <w:p>
       <w:pPr>
         <w:pStyle w:val="Heading2"/>
@@ -25451,7 +25583,7 @@
         <w:spacing w:before="200" w:after="80"/>
       </w:pPr>
       <w:r>
-        <w:t xml:space="preserve">6</w:t>
+        <w:t xml:space="preserve">7</w:t>
       </w:r>
       <w:r>
         <w:t xml:space="preserve"> </w:t>
@@ -25489,7 +25621,7 @@
         <w:t xml:space="preserve">题）</w:t>
       </w:r>
     </w:p>
-    <w:bookmarkStart w:id="41" w:name="设定"/>
+    <w:bookmarkStart w:id="44" w:name="设定"/>
     <w:p>
       <w:pPr>
         <w:pStyle w:val="Heading3"/>
@@ -25497,7 +25629,7 @@
         <w:spacing w:before="160" w:after="80"/>
       </w:pPr>
       <w:r>
-        <w:t xml:space="preserve">6.1 </w:t>
+        <w:t xml:space="preserve">7.1 </w:t>
       </w:r>
       <w:r>
         <w:rPr>
@@ -26687,8 +26819,8 @@
         <w:t xml:space="preserve">。）</w:t>
       </w:r>
     </w:p>
-    <w:bookmarkEnd w:id="41"/>
-    <w:bookmarkStart w:id="45" w:name="结果表-7resultsq7_contour.json"/>
+    <w:bookmarkEnd w:id="44"/>
+    <w:bookmarkStart w:id="48" w:name="结果表-7resultsq7_contour.json"/>
     <w:p>
       <w:pPr>
         <w:pStyle w:val="Heading3"/>
@@ -26696,7 +26828,7 @@
         <w:spacing w:before="160" w:after="80"/>
       </w:pPr>
       <w:r>
-        <w:t xml:space="preserve">6.2 </w:t>
+        <w:t xml:space="preserve">7.2 </w:t>
       </w:r>
       <w:r>
         <w:rPr>
@@ -27438,18 +27570,18 @@
           <wp:inline>
             <wp:extent cx="5400000" cy="5138709"/>
             <wp:effectExtent b="0" l="0" r="0" t="0"/>
-            <wp:docPr descr="图 6　n=2 时四种方法的等值线与迭代轨迹（同一起点 x_0）" title="" id="43" name="Picture"/>
+            <wp:docPr descr="图 6　n=2 时四种方法的等值线与迭代轨迹（同一起点 x_0）" title="" id="46" name="Picture"/>
             <a:graphic>
               <a:graphicData uri="http://schemas.openxmlformats.org/drawingml/2006/picture">
                 <pic:pic>
                   <pic:nvPicPr>
-                    <pic:cNvPr descr="figures/fig6_contour.png" id="44" name="Picture"/>
+                    <pic:cNvPr descr="figures/fig6_contour.png" id="47" name="Picture"/>
                     <pic:cNvPicPr>
                       <a:picLocks noChangeArrowheads="1" noChangeAspect="1"/>
                     </pic:cNvPicPr>
                   </pic:nvPicPr>
                   <pic:blipFill>
-                    <a:blip r:embed="rId42"/>
+                    <a:blip r:embed="rId45"/>
                     <a:stretch>
                       <a:fillRect/>
                     </a:stretch>
@@ -27620,16 +27752,16 @@
         <w:rPr>
           <w:rFonts w:hint="eastAsia"/>
         </w:rPr>
-        <w:t xml:space="preserve">的优势在小规模时会被放大，规模大了就削弱（Q6</w:t>
-      </w:r>
-      <w:r>
-        <w:t xml:space="preserve"> </w:t>
-      </w:r>
-      <w:r>
-        <w:rPr>
-          <w:rFonts w:hint="eastAsia"/>
-        </w:rPr>
-        <w:t xml:space="preserve">的</w:t>
+        <w:t xml:space="preserve">的优势在小规模时会被放大，规模大了就削弱（第</w:t>
+      </w:r>
+      <w:r>
+        <w:t xml:space="preserve"> 6 </w:t>
+      </w:r>
+      <w:r>
+        <w:rPr>
+          <w:rFonts w:hint="eastAsia"/>
+        </w:rPr>
+        <w:t xml:space="preserve">题的</w:t>
       </w:r>
       <w:r>
         <w:t xml:space="preserve"> 152.5 </w:t>
@@ -28373,9 +28505,9 @@
         <w:t xml:space="preserve">恰好能同时压住两个方向的振荡。</w:t>
       </w:r>
     </w:p>
-    <w:bookmarkEnd w:id="45"/>
-    <w:bookmarkEnd w:id="46"/>
-    <w:bookmarkStart w:id="54" w:name="共轭梯度法与一阶方法的对比第-2-节"/>
+    <w:bookmarkEnd w:id="48"/>
+    <w:bookmarkEnd w:id="49"/>
+    <w:bookmarkStart w:id="57" w:name="共轭梯度法与一阶方法的对比作业第-2-节"/>
     <w:p>
       <w:pPr>
         <w:pStyle w:val="Heading2"/>
@@ -28383,13 +28515,13 @@
         <w:spacing w:before="200" w:after="80"/>
       </w:pPr>
       <w:r>
-        <w:t xml:space="preserve">7 </w:t>
-      </w:r>
-      <w:r>
-        <w:rPr>
-          <w:rFonts w:hint="eastAsia"/>
-        </w:rPr>
-        <w:t xml:space="preserve">共轭梯度法与一阶方法的对比（第</w:t>
+        <w:t xml:space="preserve">8 </w:t>
+      </w:r>
+      <w:r>
+        <w:rPr>
+          <w:rFonts w:hint="eastAsia"/>
+        </w:rPr>
+        <w:t xml:space="preserve">共轭梯度法与一阶方法的对比（作业第</w:t>
       </w:r>
       <w:r>
         <w:t xml:space="preserve"> 2 </w:t>
@@ -28401,7 +28533,7 @@
         <w:t xml:space="preserve">节）</w:t>
       </w:r>
     </w:p>
-    <w:bookmarkStart w:id="47" w:name="理论-2"/>
+    <w:bookmarkStart w:id="50" w:name="理论-2"/>
     <w:p>
       <w:pPr>
         <w:pStyle w:val="Heading3"/>
@@ -28409,7 +28541,7 @@
         <w:spacing w:before="160" w:after="80"/>
       </w:pPr>
       <w:r>
-        <w:t xml:space="preserve">7.1 </w:t>
+        <w:t xml:space="preserve">8.1 </w:t>
       </w:r>
       <w:r>
         <w:rPr>
@@ -30785,8 +30917,8 @@
         <w:t xml:space="preserve">的优势，谱的聚集程度同样有分量。</w:t>
       </w:r>
     </w:p>
-    <w:bookmarkEnd w:id="47"/>
-    <w:bookmarkStart w:id="48" w:name="设定与停止准则"/>
+    <w:bookmarkEnd w:id="50"/>
+    <w:bookmarkStart w:id="51" w:name="设定与停止准则"/>
     <w:p>
       <w:pPr>
         <w:pStyle w:val="Heading3"/>
@@ -30794,7 +30926,7 @@
         <w:spacing w:before="160" w:after="80"/>
       </w:pPr>
       <w:r>
-        <w:t xml:space="preserve">7.2 </w:t>
+        <w:t xml:space="preserve">8.2 </w:t>
       </w:r>
       <w:r>
         <w:rPr>
@@ -31206,8 +31338,8 @@
         <w:t xml:space="preserve">的总时间倍数。</w:t>
       </w:r>
     </w:p>
-    <w:bookmarkEnd w:id="48"/>
-    <w:bookmarkStart w:id="52" w:name="结果表-8resultssec2_cg.json"/>
+    <w:bookmarkEnd w:id="51"/>
+    <w:bookmarkStart w:id="55" w:name="结果表-8resultssec2_cg.json"/>
     <w:p>
       <w:pPr>
         <w:pStyle w:val="Heading3"/>
@@ -31215,7 +31347,7 @@
         <w:spacing w:before="160" w:after="80"/>
       </w:pPr>
       <w:r>
-        <w:t xml:space="preserve">7.3 </w:t>
+        <w:t xml:space="preserve">8.3 </w:t>
       </w:r>
       <w:r>
         <w:rPr>
@@ -33135,18 +33267,18 @@
           <wp:inline>
             <wp:extent cx="5760000" cy="3840000"/>
             <wp:effectExtent b="0" l="0" r="0" t="0"/>
-            <wp:docPr descr="图 7　与一阶方法的对比（上排 n=50，下排 n=1000）" title="" id="50" name="Picture"/>
+            <wp:docPr descr="图 7　与一阶方法的对比（上排 n=50，下排 n=1000）" title="" id="53" name="Picture"/>
             <a:graphic>
               <a:graphicData uri="http://schemas.openxmlformats.org/drawingml/2006/picture">
                 <pic:pic>
                   <pic:nvPicPr>
-                    <pic:cNvPr descr="figures/fig7_cg.png" id="51" name="Picture"/>
+                    <pic:cNvPr descr="figures/fig7_cg.png" id="54" name="Picture"/>
                     <pic:cNvPicPr>
                       <a:picLocks noChangeArrowheads="1" noChangeAspect="1"/>
                     </pic:cNvPicPr>
                   </pic:nvPicPr>
                   <pic:blipFill>
-                    <a:blip r:embed="rId49"/>
+                    <a:blip r:embed="rId52"/>
                     <a:stretch>
                       <a:fillRect/>
                     </a:stretch>
@@ -34821,8 +34953,8 @@
         <w:t xml:space="preserve">小时。</w:t>
       </w:r>
     </w:p>
-    <w:bookmarkEnd w:id="52"/>
-    <w:bookmarkStart w:id="53" w:name="理论步数的定量对照"/>
+    <w:bookmarkEnd w:id="55"/>
+    <w:bookmarkStart w:id="56" w:name="理论步数的定量对照"/>
     <w:p>
       <w:pPr>
         <w:pStyle w:val="Heading3"/>
@@ -34830,7 +34962,7 @@
         <w:spacing w:before="160" w:after="80"/>
       </w:pPr>
       <w:r>
-        <w:t xml:space="preserve">7.4 </w:t>
+        <w:t xml:space="preserve">8.4 </w:t>
       </w:r>
       <w:r>
         <w:rPr>
@@ -35903,9 +36035,9 @@
         <w:t xml:space="preserve">左右。偏差的方向是系统性的，这一点反而说明了公式没有被拟合过；如果理论和实测完全相等，那才该担心。</w:t>
       </w:r>
     </w:p>
-    <w:bookmarkEnd w:id="53"/>
-    <w:bookmarkEnd w:id="54"/>
-    <w:bookmarkStart w:id="57" w:name="总结与现象归纳"/>
+    <w:bookmarkEnd w:id="56"/>
+    <w:bookmarkEnd w:id="57"/>
+    <w:bookmarkStart w:id="60" w:name="总结与现象归纳"/>
     <w:p>
       <w:pPr>
         <w:pStyle w:val="Heading2"/>
@@ -35913,7 +36045,7 @@
         <w:spacing w:before="200" w:after="80"/>
       </w:pPr>
       <w:r>
-        <w:t xml:space="preserve">8 </w:t>
+        <w:t xml:space="preserve">9 </w:t>
       </w:r>
       <w:r>
         <w:rPr>
@@ -35922,7 +36054,7 @@
         <w:t xml:space="preserve">总结与现象归纳</w:t>
       </w:r>
     </w:p>
-    <w:bookmarkStart w:id="55" w:name="主要结论"/>
+    <w:bookmarkStart w:id="58" w:name="主要结论"/>
     <w:p>
       <w:pPr>
         <w:pStyle w:val="Heading3"/>
@@ -35930,7 +36062,7 @@
         <w:spacing w:before="160" w:after="80"/>
       </w:pPr>
       <w:r>
-        <w:t xml:space="preserve">8.1 </w:t>
+        <w:t xml:space="preserve">9.1 </w:t>
       </w:r>
       <w:r>
         <w:rPr>
@@ -37019,8 +37151,8 @@
         <w:t xml:space="preserve">的绝对优势来自“每步信息量”，高维时优势收窄到几倍到十几倍，但始终存在。</w:t>
       </w:r>
     </w:p>
-    <w:bookmarkEnd w:id="55"/>
-    <w:bookmarkStart w:id="56" w:name="实验过程中遇到的问题"/>
+    <w:bookmarkEnd w:id="58"/>
+    <w:bookmarkStart w:id="59" w:name="实验过程中遇到的问题"/>
     <w:p>
       <w:pPr>
         <w:pStyle w:val="Heading3"/>
@@ -37028,7 +37160,7 @@
         <w:spacing w:before="160" w:after="80"/>
       </w:pPr>
       <w:r>
-        <w:t xml:space="preserve">8.2 </w:t>
+        <w:t xml:space="preserve">9.2 </w:t>
       </w:r>
       <w:r>
         <w:rPr>
@@ -37546,9 +37678,9 @@
         <w:t xml:space="preserve">之后才可重复。</w:t>
       </w:r>
     </w:p>
-    <w:bookmarkEnd w:id="56"/>
-    <w:bookmarkEnd w:id="57"/>
-    <w:bookmarkStart w:id="58" w:name="附录-a-源码清单"/>
+    <w:bookmarkEnd w:id="59"/>
+    <w:bookmarkEnd w:id="60"/>
+    <w:bookmarkStart w:id="61" w:name="附录-a-源码清单"/>
     <w:p>
       <w:pPr>
         <w:pStyle w:val="Heading2"/>
@@ -39879,7 +40011,7 @@
                 <w:rFonts w:hint="eastAsia"/>
                 <w:sz w:val="17"/>
               </w:rPr>
-              <w:t xml:space="preserve">题与第</w:t>
+              <w:t xml:space="preserve">题与作业第</w:t>
             </w:r>
             <w:r>
               <w:rPr>
@@ -40544,8 +40676,8 @@
         <w:t xml:space="preserve">序列不同），但定性结论不变。</w:t>
       </w:r>
     </w:p>
-    <w:bookmarkEnd w:id="58"/>
-    <w:bookmarkEnd w:id="59"/>
+    <w:bookmarkEnd w:id="61"/>
+    <w:bookmarkEnd w:id="62"/>
     <w:sectPr>
       <w:footerReference w:type="default" r:id="rId9"/>
       <w:footnotePr>
